--- a/klagomål/A 24799-2026 FSC-klagomål.docx
+++ b/klagomål/A 24799-2026 FSC-klagomål.docx
@@ -1007,7 +1007,7 @@
     <w:r>
       <w:tab/>
       <w:tab/>
-      <w:t>2026-09-14</w:t>
+      <w:t>2026-09-15</w:t>
       <w:br/>
       <w:br/>
     </w:r>

--- a/klagomål/A 24799-2026 FSC-klagomål.docx
+++ b/klagomål/A 24799-2026 FSC-klagomål.docx
@@ -1007,7 +1007,7 @@
     <w:r>
       <w:tab/>
       <w:tab/>
-      <w:t>2026-09-15</w:t>
+      <w:t>2026-09-16</w:t>
       <w:br/>
       <w:br/>
     </w:r>

--- a/klagomål/A 24799-2026 FSC-klagomål.docx
+++ b/klagomål/A 24799-2026 FSC-klagomål.docx
@@ -1007,7 +1007,7 @@
     <w:r>
       <w:tab/>
       <w:tab/>
-      <w:t>2026-09-16</w:t>
+      <w:t>2026-09-17</w:t>
       <w:br/>
       <w:br/>
     </w:r>

--- a/klagomål/A 24799-2026 FSC-klagomål.docx
+++ b/klagomål/A 24799-2026 FSC-klagomål.docx
@@ -1007,7 +1007,7 @@
     <w:r>
       <w:tab/>
       <w:tab/>
-      <w:t>2026-09-17</w:t>
+      <w:t>2026-09-18</w:t>
       <w:br/>
       <w:br/>
     </w:r>

--- a/klagomål/A 24799-2026 FSC-klagomål.docx
+++ b/klagomål/A 24799-2026 FSC-klagomål.docx
@@ -1007,7 +1007,7 @@
     <w:r>
       <w:tab/>
       <w:tab/>
-      <w:t>2026-09-18</w:t>
+      <w:t>2026-09-19</w:t>
       <w:br/>
       <w:br/>
     </w:r>

--- a/klagomål/A 24799-2026 FSC-klagomål.docx
+++ b/klagomål/A 24799-2026 FSC-klagomål.docx
@@ -1007,7 +1007,7 @@
     <w:r>
       <w:tab/>
       <w:tab/>
-      <w:t>2026-09-19</w:t>
+      <w:t>2026-09-21</w:t>
       <w:br/>
       <w:br/>
     </w:r>

--- a/klagomål/A 24799-2026 FSC-klagomål.docx
+++ b/klagomål/A 24799-2026 FSC-klagomål.docx
@@ -1007,7 +1007,7 @@
     <w:r>
       <w:tab/>
       <w:tab/>
-      <w:t>2026-09-21</w:t>
+      <w:t>2026-09-23</w:t>
       <w:br/>
       <w:br/>
     </w:r>

--- a/klagomål/A 24799-2026 FSC-klagomål.docx
+++ b/klagomål/A 24799-2026 FSC-klagomål.docx
@@ -1007,7 +1007,7 @@
     <w:r>
       <w:tab/>
       <w:tab/>
-      <w:t>2026-09-23</w:t>
+      <w:t>2026-09-24</w:t>
       <w:br/>
       <w:br/>
     </w:r>

--- a/klagomål/A 24799-2026 FSC-klagomål.docx
+++ b/klagomål/A 24799-2026 FSC-klagomål.docx
@@ -1007,7 +1007,7 @@
     <w:r>
       <w:tab/>
       <w:tab/>
-      <w:t>2026-09-24</w:t>
+      <w:t>2026-09-25</w:t>
       <w:br/>
       <w:br/>
     </w:r>

--- a/klagomål/A 24799-2026 FSC-klagomål.docx
+++ b/klagomål/A 24799-2026 FSC-klagomål.docx
@@ -1007,7 +1007,7 @@
     <w:r>
       <w:tab/>
       <w:tab/>
-      <w:t>2026-09-25</w:t>
+      <w:t>2026-09-26</w:t>
       <w:br/>
       <w:br/>
     </w:r>

--- a/klagomål/A 24799-2026 FSC-klagomål.docx
+++ b/klagomål/A 24799-2026 FSC-klagomål.docx
@@ -1007,7 +1007,7 @@
     <w:r>
       <w:tab/>
       <w:tab/>
-      <w:t>2026-09-26</w:t>
+      <w:t>2026-09-27</w:t>
       <w:br/>
       <w:br/>
     </w:r>

--- a/klagomål/A 24799-2026 FSC-klagomål.docx
+++ b/klagomål/A 24799-2026 FSC-klagomål.docx
@@ -1007,7 +1007,7 @@
     <w:r>
       <w:tab/>
       <w:tab/>
-      <w:t>2026-09-27</w:t>
+      <w:t>2026-09-28</w:t>
       <w:br/>
       <w:br/>
     </w:r>

--- a/klagomål/A 24799-2026 FSC-klagomål.docx
+++ b/klagomål/A 24799-2026 FSC-klagomål.docx
@@ -1007,7 +1007,7 @@
     <w:r>
       <w:tab/>
       <w:tab/>
-      <w:t>2026-09-28</w:t>
+      <w:t>2026-09-29</w:t>
       <w:br/>
       <w:br/>
     </w:r>

--- a/klagomål/A 24799-2026 FSC-klagomål.docx
+++ b/klagomål/A 24799-2026 FSC-klagomål.docx
@@ -1007,7 +1007,7 @@
     <w:r>
       <w:tab/>
       <w:tab/>
-      <w:t>2026-09-29</w:t>
+      <w:t>2026-09-30</w:t>
       <w:br/>
       <w:br/>
     </w:r>

--- a/klagomål/A 24799-2026 FSC-klagomål.docx
+++ b/klagomål/A 24799-2026 FSC-klagomål.docx
@@ -1007,7 +1007,7 @@
     <w:r>
       <w:tab/>
       <w:tab/>
-      <w:t>2026-09-30</w:t>
+      <w:t>2026-10-01</w:t>
       <w:br/>
       <w:br/>
     </w:r>

--- a/klagomål/A 24799-2026 FSC-klagomål.docx
+++ b/klagomål/A 24799-2026 FSC-klagomål.docx
@@ -1007,7 +1007,7 @@
     <w:r>
       <w:tab/>
       <w:tab/>
-      <w:t>2026-10-01</w:t>
+      <w:t>2026-10-02</w:t>
       <w:br/>
       <w:br/>
     </w:r>

--- a/klagomål/A 24799-2026 FSC-klagomål.docx
+++ b/klagomål/A 24799-2026 FSC-klagomål.docx
@@ -1007,7 +1007,7 @@
     <w:r>
       <w:tab/>
       <w:tab/>
-      <w:t>2026-10-02</w:t>
+      <w:t>2026-10-03</w:t>
       <w:br/>
       <w:br/>
     </w:r>

--- a/klagomål/A 24799-2026 FSC-klagomål.docx
+++ b/klagomål/A 24799-2026 FSC-klagomål.docx
@@ -1007,7 +1007,7 @@
     <w:r>
       <w:tab/>
       <w:tab/>
-      <w:t>2026-10-03</w:t>
+      <w:t>2026-10-04</w:t>
       <w:br/>
       <w:br/>
     </w:r>

--- a/klagomål/A 24799-2026 FSC-klagomål.docx
+++ b/klagomål/A 24799-2026 FSC-klagomål.docx
@@ -1007,7 +1007,7 @@
     <w:r>
       <w:tab/>
       <w:tab/>
-      <w:t>2026-10-04</w:t>
+      <w:t>2026-10-05</w:t>
       <w:br/>
       <w:br/>
     </w:r>

--- a/klagomål/A 24799-2026 FSC-klagomål.docx
+++ b/klagomål/A 24799-2026 FSC-klagomål.docx
@@ -1007,7 +1007,7 @@
     <w:r>
       <w:tab/>
       <w:tab/>
-      <w:t>2026-10-05</w:t>
+      <w:t>2026-10-06</w:t>
       <w:br/>
       <w:br/>
     </w:r>

--- a/klagomål/A 24799-2026 FSC-klagomål.docx
+++ b/klagomål/A 24799-2026 FSC-klagomål.docx
@@ -1007,7 +1007,7 @@
     <w:r>
       <w:tab/>
       <w:tab/>
-      <w:t>2026-10-06</w:t>
+      <w:t>2026-10-07</w:t>
       <w:br/>
       <w:br/>
     </w:r>

--- a/klagomål/A 24799-2026 FSC-klagomål.docx
+++ b/klagomål/A 24799-2026 FSC-klagomål.docx
@@ -1007,7 +1007,7 @@
     <w:r>
       <w:tab/>
       <w:tab/>
-      <w:t>2026-10-07</w:t>
+      <w:t>2026-10-08</w:t>
       <w:br/>
       <w:br/>
     </w:r>

--- a/klagomål/A 24799-2026 FSC-klagomål.docx
+++ b/klagomål/A 24799-2026 FSC-klagomål.docx
@@ -1007,7 +1007,7 @@
     <w:r>
       <w:tab/>
       <w:tab/>
-      <w:t>2026-10-08</w:t>
+      <w:t>2026-10-09</w:t>
       <w:br/>
       <w:br/>
     </w:r>

--- a/klagomål/A 24799-2026 FSC-klagomål.docx
+++ b/klagomål/A 24799-2026 FSC-klagomål.docx
@@ -1007,7 +1007,7 @@
     <w:r>
       <w:tab/>
       <w:tab/>
-      <w:t>2026-10-09</w:t>
+      <w:t>2026-10-10</w:t>
       <w:br/>
       <w:br/>
     </w:r>

--- a/klagomål/A 24799-2026 FSC-klagomål.docx
+++ b/klagomål/A 24799-2026 FSC-klagomål.docx
@@ -1007,7 +1007,7 @@
     <w:r>
       <w:tab/>
       <w:tab/>
-      <w:t>2026-10-10</w:t>
+      <w:t>2026-10-11</w:t>
       <w:br/>
       <w:br/>
     </w:r>

--- a/klagomål/A 24799-2026 FSC-klagomål.docx
+++ b/klagomål/A 24799-2026 FSC-klagomål.docx
@@ -1007,7 +1007,7 @@
     <w:r>
       <w:tab/>
       <w:tab/>
-      <w:t>2026-10-11</w:t>
+      <w:t>2026-10-12</w:t>
       <w:br/>
       <w:br/>
     </w:r>

--- a/klagomål/A 24799-2026 FSC-klagomål.docx
+++ b/klagomål/A 24799-2026 FSC-klagomål.docx
@@ -1007,7 +1007,7 @@
     <w:r>
       <w:tab/>
       <w:tab/>
-      <w:t>2026-10-12</w:t>
+      <w:t>2026-10-13</w:t>
       <w:br/>
       <w:br/>
     </w:r>

--- a/klagomål/A 24799-2026 FSC-klagomål.docx
+++ b/klagomål/A 24799-2026 FSC-klagomål.docx
@@ -1007,7 +1007,7 @@
     <w:r>
       <w:tab/>
       <w:tab/>
-      <w:t>2026-10-13</w:t>
+      <w:t>2026-10-14</w:t>
       <w:br/>
       <w:br/>
     </w:r>

--- a/klagomål/A 24799-2026 FSC-klagomål.docx
+++ b/klagomål/A 24799-2026 FSC-klagomål.docx
@@ -1007,7 +1007,7 @@
     <w:r>
       <w:tab/>
       <w:tab/>
-      <w:t>2026-10-14</w:t>
+      <w:t>2026-10-15</w:t>
       <w:br/>
       <w:br/>
     </w:r>

--- a/klagomål/A 24799-2026 FSC-klagomål.docx
+++ b/klagomål/A 24799-2026 FSC-klagomål.docx
@@ -1007,7 +1007,7 @@
     <w:r>
       <w:tab/>
       <w:tab/>
-      <w:t>2026-10-15</w:t>
+      <w:t>2026-10-16</w:t>
       <w:br/>
       <w:br/>
     </w:r>

--- a/klagomål/A 24799-2026 FSC-klagomål.docx
+++ b/klagomål/A 24799-2026 FSC-klagomål.docx
@@ -1007,7 +1007,7 @@
     <w:r>
       <w:tab/>
       <w:tab/>
-      <w:t>2026-10-16</w:t>
+      <w:t>2026-10-17</w:t>
       <w:br/>
       <w:br/>
     </w:r>

--- a/klagomål/A 24799-2026 FSC-klagomål.docx
+++ b/klagomål/A 24799-2026 FSC-klagomål.docx
@@ -1007,7 +1007,7 @@
     <w:r>
       <w:tab/>
       <w:tab/>
-      <w:t>2026-10-17</w:t>
+      <w:t>2026-10-18</w:t>
       <w:br/>
       <w:br/>
     </w:r>

--- a/klagomål/A 24799-2026 FSC-klagomål.docx
+++ b/klagomål/A 24799-2026 FSC-klagomål.docx
@@ -1007,7 +1007,7 @@
     <w:r>
       <w:tab/>
       <w:tab/>
-      <w:t>2026-10-18</w:t>
+      <w:t>2026-10-19</w:t>
       <w:br/>
       <w:br/>
     </w:r>

--- a/klagomål/A 24799-2026 FSC-klagomål.docx
+++ b/klagomål/A 24799-2026 FSC-klagomål.docx
@@ -178,7 +178,7 @@
       <w:r>
         <w:drawing>
           <wp:inline xmlns:a="http://schemas.openxmlformats.org/drawingml/2006/main" xmlns:pic="http://schemas.openxmlformats.org/drawingml/2006/picture">
-            <wp:extent cx="5486400" cy="5612719"/>
+            <wp:extent cx="5369710" cy="5724000"/>
             <wp:docPr id="1" name="Picture 1"/>
             <wp:cNvGraphicFramePr>
               <a:graphicFrameLocks noChangeAspect="1"/>
@@ -199,7 +199,7 @@
                   <pic:spPr>
                     <a:xfrm>
                       <a:off x="0" y="0"/>
-                      <a:ext cx="5486400" cy="5612719"/>
+                      <a:ext cx="5369710" cy="5724000"/>
                     </a:xfrm>
                     <a:prstGeom prst="rect"/>
                   </pic:spPr>
@@ -216,12 +216,12 @@
         <w:spacing w:after="240"/>
       </w:pPr>
       <w:r>
-        <w:t>Figur 1. Fyndplatser för naturvårdsarter i avverkningsanmälan. Markörer utan svart kant är placerade på fyndplatsen. Markörer med svart kant är placerade vid sidan av fyndplatsen och har ett svart streck som visar fyndplatsens exakta position. Kartans mittpunktskoordinat är N 6557147, E 660351 i SWEREF 99 TM.</w:t>
+        <w:t>Figur 1. Fyndplatser för naturvårdsarter i och inom 20 meter från avverkningsanmälan. Markörer utan svart kant är placerade på fyndplatsen. Markörer med svart kant är placerade vid sidan av fyndplatsen och har ett svart streck som visar fyndplatsens exakta position. Kartans mittpunktskoordinat är N 6557147, E 660351 i SWEREF 99 TM.</w:t>
       </w:r>
     </w:p>
     <w:p>
       <w:r>
-        <w:t>I avverkningsanmälan finns fynd av 2 naturvårdsarter, varav 1 är fridlyst, 2 är typiska (T) och 1 är signalart (S): mindre märgborre (S, T) och spillkråka (T, §4). Se Figur 1.</w:t>
+        <w:t>I och inom 20 meter från avverkningsanmälan finns fynd av 4 naturvårdsarter, varav 1 är rödlistad, 3 är fridlysta, 3 är typiska (T) och 1 är signalart (S): gulsparv (NT, §4), mindre märgborre (S, T), spillkråka (T, §4) och tofsmes (T, §4). Se Figur 1.</w:t>
       </w:r>
     </w:p>
     <w:p>
@@ -306,6 +306,26 @@
       </w:r>
     </w:p>
     <w:p>
+      <w:r>
+        <w:rPr>
+          <w:b/>
+        </w:rPr>
+        <w:t>Tofsmes (§4)</w:t>
+      </w:r>
+      <w:r>
+        <w:t xml:space="preserve"> häckar i barr- och blandskog, främst i tallskog. Tofsmes är typisk art för </w:t>
+      </w:r>
+      <w:r>
+        <w:rPr>
+          <w:i/>
+        </w:rPr>
+        <w:t xml:space="preserve">9010 Taiga </w:t>
+      </w:r>
+      <w:r>
+        <w:t>(SLU Artdatabanken, 2025).</w:t>
+      </w:r>
+    </w:p>
+    <w:p>
       <w:pPr>
         <w:pStyle w:val="Heading1"/>
       </w:pPr>
@@ -411,7 +431,7 @@
         <w:rPr>
           <w:i/>
         </w:rPr>
-        <w:t>I det avverkningsanmälda skogsområdet har 2 naturvårdsarter varav 0 rödlistade arter sina livsmiljöer och växtplatser.</w:t>
+        <w:t>I det avverkningsanmälda skogsområdet har 4 naturvårdsarter varav 1 rödlistade arter sina livsmiljöer och växtplatser.</w:t>
       </w:r>
     </w:p>
     <w:p>
@@ -1007,7 +1027,7 @@
     <w:r>
       <w:tab/>
       <w:tab/>
-      <w:t>2026-10-19</w:t>
+      <w:t>2026-10-20</w:t>
       <w:br/>
       <w:br/>
     </w:r>

--- a/klagomål/A 24799-2026 FSC-klagomål.docx
+++ b/klagomål/A 24799-2026 FSC-klagomål.docx
@@ -1027,7 +1027,7 @@
     <w:r>
       <w:tab/>
       <w:tab/>
-      <w:t>2026-10-20</w:t>
+      <w:t>2026-10-21</w:t>
       <w:br/>
       <w:br/>
     </w:r>

--- a/klagomål/A 24799-2026 FSC-klagomål.docx
+++ b/klagomål/A 24799-2026 FSC-klagomål.docx
@@ -1027,7 +1027,7 @@
     <w:r>
       <w:tab/>
       <w:tab/>
-      <w:t>2026-10-21</w:t>
+      <w:t>2026-10-22</w:t>
       <w:br/>
       <w:br/>
     </w:r>

--- a/klagomål/A 24799-2026 FSC-klagomål.docx
+++ b/klagomål/A 24799-2026 FSC-klagomål.docx
@@ -1027,7 +1027,7 @@
     <w:r>
       <w:tab/>
       <w:tab/>
-      <w:t>2026-10-22</w:t>
+      <w:t>2026-10-23</w:t>
       <w:br/>
       <w:br/>
     </w:r>

--- a/klagomål/A 24799-2026 FSC-klagomål.docx
+++ b/klagomål/A 24799-2026 FSC-klagomål.docx
@@ -1027,7 +1027,7 @@
     <w:r>
       <w:tab/>
       <w:tab/>
-      <w:t>2026-10-23</w:t>
+      <w:t>2026-10-24</w:t>
       <w:br/>
       <w:br/>
     </w:r>

--- a/klagomål/A 24799-2026 FSC-klagomål.docx
+++ b/klagomål/A 24799-2026 FSC-klagomål.docx
@@ -1027,7 +1027,7 @@
     <w:r>
       <w:tab/>
       <w:tab/>
-      <w:t>2026-10-24</w:t>
+      <w:t>2026-10-25</w:t>
       <w:br/>
       <w:br/>
     </w:r>

--- a/klagomål/A 24799-2026 FSC-klagomål.docx
+++ b/klagomål/A 24799-2026 FSC-klagomål.docx
@@ -1027,7 +1027,7 @@
     <w:r>
       <w:tab/>
       <w:tab/>
-      <w:t>2026-10-25</w:t>
+      <w:t>2026-10-26</w:t>
       <w:br/>
       <w:br/>
     </w:r>

--- a/klagomål/A 24799-2026 FSC-klagomål.docx
+++ b/klagomål/A 24799-2026 FSC-klagomål.docx
@@ -1027,7 +1027,7 @@
     <w:r>
       <w:tab/>
       <w:tab/>
-      <w:t>2026-10-26</w:t>
+      <w:t>2026-10-27</w:t>
       <w:br/>
       <w:br/>
     </w:r>

--- a/klagomål/A 24799-2026 FSC-klagomål.docx
+++ b/klagomål/A 24799-2026 FSC-klagomål.docx
@@ -1027,7 +1027,7 @@
     <w:r>
       <w:tab/>
       <w:tab/>
-      <w:t>2026-10-27</w:t>
+      <w:t>2026-10-28</w:t>
       <w:br/>
       <w:br/>
     </w:r>

--- a/klagomål/A 24799-2026 FSC-klagomål.docx
+++ b/klagomål/A 24799-2026 FSC-klagomål.docx
@@ -1027,7 +1027,7 @@
     <w:r>
       <w:tab/>
       <w:tab/>
-      <w:t>2026-10-28</w:t>
+      <w:t>2026-10-29</w:t>
       <w:br/>
       <w:br/>
     </w:r>

--- a/klagomål/A 24799-2026 FSC-klagomål.docx
+++ b/klagomål/A 24799-2026 FSC-klagomål.docx
@@ -1027,7 +1027,7 @@
     <w:r>
       <w:tab/>
       <w:tab/>
-      <w:t>2026-10-29</w:t>
+      <w:t>2026-10-31</w:t>
       <w:br/>
       <w:br/>
     </w:r>
